--- a/ЛБ5.docx
+++ b/ЛБ5.docx
@@ -591,21 +591,12 @@
               </w:rPr>
               <w:t xml:space="preserve">  </w:t>
             </w:r>
-            <w:proofErr w:type="spellStart"/>
             <w:r>
               <w:rPr>
                 <w:szCs w:val="28"/>
                 <w:u w:val="single"/>
               </w:rPr>
-              <w:t>Калентьев</w:t>
-            </w:r>
-            <w:proofErr w:type="spellEnd"/>
-            <w:r>
-              <w:rPr>
-                <w:szCs w:val="28"/>
-                <w:u w:val="single"/>
-              </w:rPr>
-              <w:t xml:space="preserve"> А.А.</w:t>
+              <w:t>Калентьев А.А.</w:t>
             </w:r>
           </w:p>
         </w:tc>
@@ -2065,10 +2056,10 @@
         </w:rPr>
         <w:lastRenderedPageBreak/>
         <w:drawing>
-          <wp:inline distT="0" distB="0" distL="0" distR="0" wp14:anchorId="62D7FD7D" wp14:editId="44CA7E10">
-            <wp:extent cx="6572250" cy="5494262"/>
-            <wp:effectExtent l="0" t="0" r="0" b="0"/>
-            <wp:docPr id="145701034" name="Рисунок 1"/>
+          <wp:inline distT="0" distB="0" distL="0" distR="0" wp14:anchorId="78836378" wp14:editId="400BB7BB">
+            <wp:extent cx="6553200" cy="5478337"/>
+            <wp:effectExtent l="0" t="0" r="0" b="8255"/>
+            <wp:docPr id="873520394" name="Рисунок 1"/>
             <wp:cNvGraphicFramePr>
               <a:graphicFrameLocks xmlns:a="http://schemas.openxmlformats.org/drawingml/2006/main" noChangeAspect="1"/>
             </wp:cNvGraphicFramePr>
@@ -2076,7 +2067,7 @@
               <a:graphicData uri="http://schemas.openxmlformats.org/drawingml/2006/picture">
                 <pic:pic xmlns:pic="http://schemas.openxmlformats.org/drawingml/2006/picture">
                   <pic:nvPicPr>
-                    <pic:cNvPr id="145701034" name=""/>
+                    <pic:cNvPr id="873520394" name=""/>
                     <pic:cNvPicPr/>
                   </pic:nvPicPr>
                   <pic:blipFill>
@@ -2088,7 +2079,7 @@
                   <pic:spPr>
                     <a:xfrm>
                       <a:off x="0" y="0"/>
-                      <a:ext cx="6600270" cy="5517686"/>
+                      <a:ext cx="6567013" cy="5489884"/>
                     </a:xfrm>
                     <a:prstGeom prst="rect">
                       <a:avLst/>
@@ -2189,7 +2180,6 @@
       <w:r>
         <w:t xml:space="preserve"> 1 приведено описание абстрактного класса </w:t>
       </w:r>
-      <w:proofErr w:type="spellStart"/>
       <w:r>
         <w:rPr>
           <w:i/>
@@ -2197,7 +2187,6 @@
         </w:rPr>
         <w:t>CircuitElementBase</w:t>
       </w:r>
-      <w:proofErr w:type="spellEnd"/>
       <w:r>
         <w:t xml:space="preserve"> </w:t>
       </w:r>
@@ -2218,7 +2207,6 @@
       <w:r>
         <w:t xml:space="preserve">Таблица 1 – Описание класса </w:t>
       </w:r>
-      <w:proofErr w:type="spellStart"/>
       <w:r>
         <w:rPr>
           <w:i/>
@@ -2226,7 +2214,6 @@
         </w:rPr>
         <w:t>CircuitElementBase</w:t>
       </w:r>
-      <w:proofErr w:type="spellEnd"/>
     </w:p>
     <w:tbl>
       <w:tblPr>
@@ -2353,7 +2340,6 @@
               </w:rPr>
               <w:t xml:space="preserve">Класс </w:t>
             </w:r>
-            <w:proofErr w:type="spellStart"/>
             <w:r>
               <w:rPr>
                 <w:i/>
@@ -2362,7 +2348,6 @@
               </w:rPr>
               <w:t>CircuitElementBase</w:t>
             </w:r>
-            <w:proofErr w:type="spellEnd"/>
             <w:r>
               <w:rPr>
                 <w:sz w:val="24"/>
@@ -2446,16 +2431,8 @@
               <w:rPr>
                 <w:sz w:val="24"/>
               </w:rPr>
-              <w:t>_</w:t>
-            </w:r>
-            <w:proofErr w:type="spellStart"/>
-            <w:r>
-              <w:rPr>
-                <w:sz w:val="24"/>
-              </w:rPr>
-              <w:t>frequency</w:t>
-            </w:r>
-            <w:proofErr w:type="spellEnd"/>
+              <w:t>_frequency</w:t>
+            </w:r>
           </w:p>
         </w:tc>
         <w:tc>
@@ -2472,14 +2449,12 @@
                 <w:sz w:val="24"/>
               </w:rPr>
             </w:pPr>
-            <w:proofErr w:type="spellStart"/>
             <w:r>
               <w:rPr>
                 <w:sz w:val="24"/>
               </w:rPr>
               <w:t>double</w:t>
             </w:r>
-            <w:proofErr w:type="spellEnd"/>
           </w:p>
         </w:tc>
         <w:tc>
@@ -2558,7 +2533,6 @@
               </w:rPr>
               <w:t xml:space="preserve">+ </w:t>
             </w:r>
-            <w:proofErr w:type="spellStart"/>
             <w:r>
               <w:rPr>
                 <w:sz w:val="24"/>
@@ -2566,7 +2540,6 @@
               </w:rPr>
               <w:t>ElementType</w:t>
             </w:r>
-            <w:proofErr w:type="spellEnd"/>
           </w:p>
         </w:tc>
         <w:tc>
@@ -2672,14 +2645,12 @@
               </w:rPr>
               <w:t xml:space="preserve">+ </w:t>
             </w:r>
-            <w:proofErr w:type="spellStart"/>
             <w:r>
               <w:rPr>
                 <w:sz w:val="24"/>
               </w:rPr>
               <w:t>Impedance</w:t>
             </w:r>
-            <w:proofErr w:type="spellEnd"/>
           </w:p>
         </w:tc>
         <w:tc>
@@ -2780,14 +2751,12 @@
               </w:rPr>
               <w:t xml:space="preserve">+ </w:t>
             </w:r>
-            <w:proofErr w:type="spellStart"/>
             <w:r>
               <w:rPr>
                 <w:sz w:val="24"/>
               </w:rPr>
               <w:t>ImpedanceShow</w:t>
             </w:r>
-            <w:proofErr w:type="spellEnd"/>
           </w:p>
         </w:tc>
         <w:tc>
@@ -2907,7 +2876,6 @@
               </w:rPr>
               <w:t xml:space="preserve"> </w:t>
             </w:r>
-            <w:proofErr w:type="spellStart"/>
             <w:r>
               <w:rPr>
                 <w:sz w:val="24"/>
@@ -2915,7 +2883,6 @@
               </w:rPr>
               <w:t>CheckValue</w:t>
             </w:r>
-            <w:proofErr w:type="spellEnd"/>
           </w:p>
         </w:tc>
         <w:tc>
@@ -3061,7 +3028,6 @@
       <w:r>
         <w:t xml:space="preserve">, которые наследуются от </w:t>
       </w:r>
-      <w:proofErr w:type="spellStart"/>
       <w:r>
         <w:rPr>
           <w:i/>
@@ -3069,7 +3035,6 @@
         </w:rPr>
         <w:t>CircuitElementBase</w:t>
       </w:r>
-      <w:proofErr w:type="spellEnd"/>
       <w:r>
         <w:t>.</w:t>
       </w:r>
@@ -3301,16 +3266,8 @@
               <w:rPr>
                 <w:sz w:val="24"/>
               </w:rPr>
-              <w:t>_</w:t>
-            </w:r>
-            <w:proofErr w:type="spellStart"/>
-            <w:r>
-              <w:rPr>
-                <w:sz w:val="24"/>
-              </w:rPr>
-              <w:t>resistance</w:t>
-            </w:r>
-            <w:proofErr w:type="spellEnd"/>
+              <w:t>_resistance</w:t>
+            </w:r>
           </w:p>
         </w:tc>
         <w:tc>
@@ -3414,14 +3371,12 @@
               </w:rPr>
               <w:t xml:space="preserve"> </w:t>
             </w:r>
-            <w:proofErr w:type="spellStart"/>
             <w:r>
               <w:rPr>
                 <w:sz w:val="24"/>
               </w:rPr>
               <w:t>Resistance</w:t>
             </w:r>
-            <w:proofErr w:type="spellEnd"/>
           </w:p>
         </w:tc>
         <w:tc>
@@ -3494,7 +3449,6 @@
               </w:rPr>
               <w:t xml:space="preserve">+ </w:t>
             </w:r>
-            <w:proofErr w:type="spellStart"/>
             <w:r>
               <w:rPr>
                 <w:sz w:val="24"/>
@@ -3502,7 +3456,6 @@
               </w:rPr>
               <w:t>ElementType</w:t>
             </w:r>
-            <w:proofErr w:type="spellEnd"/>
           </w:p>
         </w:tc>
         <w:tc>
@@ -4003,14 +3956,12 @@
               </w:rPr>
               <w:t xml:space="preserve"> </w:t>
             </w:r>
-            <w:proofErr w:type="spellStart"/>
             <w:r>
               <w:rPr>
                 <w:sz w:val="24"/>
               </w:rPr>
               <w:t>Inductance</w:t>
             </w:r>
-            <w:proofErr w:type="spellEnd"/>
           </w:p>
         </w:tc>
         <w:tc>
@@ -4083,7 +4034,6 @@
               </w:rPr>
               <w:t xml:space="preserve">+ </w:t>
             </w:r>
-            <w:proofErr w:type="spellStart"/>
             <w:r>
               <w:rPr>
                 <w:sz w:val="24"/>
@@ -4091,7 +4041,6 @@
               </w:rPr>
               <w:t>ElementType</w:t>
             </w:r>
-            <w:proofErr w:type="spellEnd"/>
           </w:p>
         </w:tc>
         <w:tc>
@@ -4482,16 +4431,8 @@
               <w:rPr>
                 <w:sz w:val="24"/>
               </w:rPr>
-              <w:t>_</w:t>
-            </w:r>
-            <w:proofErr w:type="spellStart"/>
-            <w:r>
-              <w:rPr>
-                <w:sz w:val="24"/>
-              </w:rPr>
-              <w:t>capacity</w:t>
-            </w:r>
-            <w:proofErr w:type="spellEnd"/>
+              <w:t>_capacity</w:t>
+            </w:r>
           </w:p>
         </w:tc>
         <w:tc>
@@ -4595,14 +4536,12 @@
               </w:rPr>
               <w:t xml:space="preserve"> </w:t>
             </w:r>
-            <w:proofErr w:type="spellStart"/>
             <w:r>
               <w:rPr>
                 <w:sz w:val="24"/>
               </w:rPr>
               <w:t>Capacity</w:t>
             </w:r>
-            <w:proofErr w:type="spellEnd"/>
           </w:p>
         </w:tc>
         <w:tc>
@@ -4675,7 +4614,6 @@
               </w:rPr>
               <w:t xml:space="preserve">+ </w:t>
             </w:r>
-            <w:proofErr w:type="spellStart"/>
             <w:r>
               <w:rPr>
                 <w:sz w:val="24"/>
@@ -4683,7 +4621,6 @@
               </w:rPr>
               <w:t>ElementType</w:t>
             </w:r>
-            <w:proofErr w:type="spellEnd"/>
           </w:p>
         </w:tc>
         <w:tc>
@@ -4830,7 +4767,6 @@
       <w:r>
         <w:t xml:space="preserve">В табл. 5 приведено описание интерфейса </w:t>
       </w:r>
-      <w:proofErr w:type="spellStart"/>
       <w:r>
         <w:rPr>
           <w:i/>
@@ -4838,7 +4774,6 @@
         </w:rPr>
         <w:t>IElementAddable</w:t>
       </w:r>
-      <w:proofErr w:type="spellEnd"/>
       <w:r>
         <w:t>.</w:t>
       </w:r>
@@ -4870,7 +4805,6 @@
       <w:r>
         <w:t xml:space="preserve"> </w:t>
       </w:r>
-      <w:proofErr w:type="spellStart"/>
       <w:r>
         <w:rPr>
           <w:i/>
@@ -4878,7 +4812,6 @@
         </w:rPr>
         <w:t>IElementAddable</w:t>
       </w:r>
-      <w:proofErr w:type="spellEnd"/>
     </w:p>
     <w:tbl>
       <w:tblPr>
@@ -4999,7 +4932,6 @@
                 <w:sz w:val="24"/>
               </w:rPr>
             </w:pPr>
-            <w:proofErr w:type="spellStart"/>
             <w:r>
               <w:rPr>
                 <w:i/>
@@ -5007,7 +4939,6 @@
               </w:rPr>
               <w:t>IElementAddable</w:t>
             </w:r>
-            <w:proofErr w:type="spellEnd"/>
             <w:r>
               <w:rPr>
                 <w:sz w:val="24"/>
@@ -5100,14 +5031,12 @@
                 <w:lang w:val="en-US"/>
               </w:rPr>
             </w:pPr>
-            <w:proofErr w:type="spellStart"/>
             <w:r>
               <w:rPr>
                 <w:sz w:val="24"/>
               </w:rPr>
               <w:t>CircuitElementBase</w:t>
             </w:r>
-            <w:proofErr w:type="spellEnd"/>
           </w:p>
         </w:tc>
         <w:tc>
@@ -5158,7 +5087,6 @@
       <w:r>
         <w:t xml:space="preserve"> приведены описания классов </w:t>
       </w:r>
-      <w:proofErr w:type="spellStart"/>
       <w:r>
         <w:rPr>
           <w:i/>
@@ -5180,11 +5108,9 @@
         </w:rPr>
         <w:t>UserControl</w:t>
       </w:r>
-      <w:proofErr w:type="spellEnd"/>
       <w:r>
         <w:t xml:space="preserve">, </w:t>
       </w:r>
-      <w:proofErr w:type="spellStart"/>
       <w:r>
         <w:rPr>
           <w:i/>
@@ -5192,11 +5118,9 @@
         </w:rPr>
         <w:t>AddInductorUserControl</w:t>
       </w:r>
-      <w:proofErr w:type="spellEnd"/>
       <w:r>
         <w:t xml:space="preserve"> и </w:t>
       </w:r>
-      <w:proofErr w:type="spellStart"/>
       <w:r>
         <w:rPr>
           <w:i/>
@@ -5218,14 +5142,12 @@
         </w:rPr>
         <w:t>UserControl</w:t>
       </w:r>
-      <w:proofErr w:type="spellEnd"/>
       <w:r>
         <w:t xml:space="preserve">, которые наследуются от </w:t>
       </w:r>
       <w:r>
         <w:t xml:space="preserve">интерфейса </w:t>
       </w:r>
-      <w:proofErr w:type="spellStart"/>
       <w:r>
         <w:rPr>
           <w:i/>
@@ -5233,7 +5155,6 @@
         </w:rPr>
         <w:t>IElementAddable</w:t>
       </w:r>
-      <w:proofErr w:type="spellEnd"/>
       <w:r>
         <w:t>.</w:t>
       </w:r>
@@ -5274,7 +5195,6 @@
       <w:r>
         <w:t xml:space="preserve"> – Описание класса </w:t>
       </w:r>
-      <w:proofErr w:type="spellStart"/>
       <w:r>
         <w:rPr>
           <w:i/>
@@ -5296,7 +5216,6 @@
         </w:rPr>
         <w:t>UserControl</w:t>
       </w:r>
-      <w:proofErr w:type="spellEnd"/>
     </w:p>
     <w:tbl>
       <w:tblPr>
@@ -5534,14 +5453,12 @@
                 <w:lang w:val="en-US"/>
               </w:rPr>
             </w:pPr>
-            <w:proofErr w:type="spellStart"/>
             <w:r>
               <w:rPr>
                 <w:sz w:val="24"/>
               </w:rPr>
               <w:t>CircuitElementBase</w:t>
             </w:r>
-            <w:proofErr w:type="spellEnd"/>
           </w:p>
         </w:tc>
         <w:tc>
@@ -5585,7 +5502,6 @@
       <w:r>
         <w:t xml:space="preserve"> – Описание класса </w:t>
       </w:r>
-      <w:proofErr w:type="spellStart"/>
       <w:r>
         <w:rPr>
           <w:i/>
@@ -5593,7 +5509,6 @@
         </w:rPr>
         <w:t>AddInductorUserControl</w:t>
       </w:r>
-      <w:proofErr w:type="spellEnd"/>
     </w:p>
     <w:tbl>
       <w:tblPr>
@@ -5843,14 +5758,12 @@
                 <w:lang w:val="en-US"/>
               </w:rPr>
             </w:pPr>
-            <w:proofErr w:type="spellStart"/>
             <w:r>
               <w:rPr>
                 <w:sz w:val="24"/>
               </w:rPr>
               <w:t>CircuitElementBase</w:t>
             </w:r>
-            <w:proofErr w:type="spellEnd"/>
           </w:p>
         </w:tc>
         <w:tc>
@@ -5920,7 +5833,6 @@
       <w:r>
         <w:t xml:space="preserve"> – Описание класса </w:t>
       </w:r>
-      <w:proofErr w:type="spellStart"/>
       <w:r>
         <w:rPr>
           <w:i/>
@@ -5928,7 +5840,6 @@
         </w:rPr>
         <w:t>AddCapacitorUserControl</w:t>
       </w:r>
-      <w:proofErr w:type="spellEnd"/>
     </w:p>
     <w:tbl>
       <w:tblPr>
@@ -6180,14 +6091,12 @@
                 <w:lang w:val="en-US"/>
               </w:rPr>
             </w:pPr>
-            <w:proofErr w:type="spellStart"/>
             <w:r>
               <w:rPr>
                 <w:sz w:val="24"/>
               </w:rPr>
               <w:t>CircuitElementBase</w:t>
             </w:r>
-            <w:proofErr w:type="spellEnd"/>
           </w:p>
         </w:tc>
         <w:tc>
@@ -8478,11 +8387,9 @@
       <w:r>
         <w:t xml:space="preserve">1 НИ ТПУ </w:t>
       </w:r>
-      <w:proofErr w:type="spellStart"/>
       <w:r>
         <w:t>МаловА.Р</w:t>
       </w:r>
-      <w:proofErr w:type="spellEnd"/>
       <w:r>
         <w:t>.</w:t>
       </w:r>
@@ -8501,15 +8408,7 @@
         <w:t>, доце</w:t>
       </w:r>
       <w:r>
-        <w:t xml:space="preserve">нт каф. КСУП ТУСУР </w:t>
-      </w:r>
-      <w:proofErr w:type="spellStart"/>
-      <w:r>
-        <w:t>Калентьев</w:t>
-      </w:r>
-      <w:proofErr w:type="spellEnd"/>
-      <w:r>
-        <w:t xml:space="preserve"> А.</w:t>
+        <w:t>нт каф. КСУП ТУСУР Калентьев А.</w:t>
       </w:r>
       <w:r>
         <w:t>А.</w:t>
@@ -8719,15 +8618,7 @@
         <w:t>к.т.н.</w:t>
       </w:r>
       <w:r>
-        <w:t xml:space="preserve">, доцент каф. КСУП ТУСУР </w:t>
-      </w:r>
-      <w:proofErr w:type="spellStart"/>
-      <w:r>
-        <w:t>Калентьев</w:t>
-      </w:r>
-      <w:proofErr w:type="spellEnd"/>
-      <w:r>
-        <w:t xml:space="preserve"> А.А.</w:t>
+        <w:t>, доцент каф. КСУП ТУСУР Калентьев А.А.</w:t>
       </w:r>
     </w:p>
     <w:p>
@@ -9654,10 +9545,10 @@
             <v:path o:extrusionok="f" gradientshapeok="t" o:connecttype="rect"/>
             <o:lock v:ext="edit" aspectratio="t"/>
           </v:shapetype>
-          <v:shape id="_x0000_i1025" type="#_x0000_t75" style="width:67pt;height:20pt" o:ole="">
+          <v:shape id="_x0000_i1025" type="#_x0000_t75" style="width:66.75pt;height:20.25pt" o:ole="">
             <v:imagedata r:id="rId32" o:title=""/>
           </v:shape>
-          <o:OLEObject Type="Embed" ProgID="Equation.DSMT4" ShapeID="_x0000_i1025" DrawAspect="Content" ObjectID="_1794825443" r:id="rId33"/>
+          <o:OLEObject Type="Embed" ProgID="Equation.DSMT4" ShapeID="_x0000_i1025" DrawAspect="Content" ObjectID="_1794916863" r:id="rId33"/>
         </w:object>
       </w:r>
     </w:p>
@@ -9731,10 +9622,10 @@
           <w:position w:val="-12"/>
         </w:rPr>
         <w:object w:dxaOrig="1500" w:dyaOrig="380" w14:anchorId="6AD5D0E9">
-          <v:shape id="_x0000_i1026" type="#_x0000_t75" style="width:74.5pt;height:20pt" o:ole="">
+          <v:shape id="_x0000_i1026" type="#_x0000_t75" style="width:74.25pt;height:20.25pt" o:ole="">
             <v:imagedata r:id="rId34" o:title=""/>
           </v:shape>
-          <o:OLEObject Type="Embed" ProgID="Equation.DSMT4" ShapeID="_x0000_i1026" DrawAspect="Content" ObjectID="_1794825444" r:id="rId35"/>
+          <o:OLEObject Type="Embed" ProgID="Equation.DSMT4" ShapeID="_x0000_i1026" DrawAspect="Content" ObjectID="_1794916864" r:id="rId35"/>
         </w:object>
       </w:r>
     </w:p>
@@ -9751,10 +9642,10 @@
           <w:position w:val="-6"/>
         </w:rPr>
         <w:object w:dxaOrig="260" w:dyaOrig="240" w14:anchorId="0FE1E441">
-          <v:shape id="_x0000_i1027" type="#_x0000_t75" style="width:13.5pt;height:12.5pt" o:ole="">
+          <v:shape id="_x0000_i1027" type="#_x0000_t75" style="width:13.5pt;height:12.75pt" o:ole="">
             <v:imagedata r:id="rId36" o:title=""/>
           </v:shape>
-          <o:OLEObject Type="Embed" ProgID="Equation.DSMT4" ShapeID="_x0000_i1027" DrawAspect="Content" ObjectID="_1794825445" r:id="rId37"/>
+          <o:OLEObject Type="Embed" ProgID="Equation.DSMT4" ShapeID="_x0000_i1027" DrawAspect="Content" ObjectID="_1794916865" r:id="rId37"/>
         </w:object>
       </w:r>
       <w:r>
@@ -9786,11 +9677,9 @@
       <w:r>
         <w:t xml:space="preserve">, </w:t>
       </w:r>
-      <w:proofErr w:type="spellStart"/>
-      <w:r>
-        <w:t>мГн</w:t>
-      </w:r>
-      <w:proofErr w:type="spellEnd"/>
+      <w:r>
+        <w:t>Гн</w:t>
+      </w:r>
       <w:r>
         <w:t>.</w:t>
       </w:r>
@@ -9834,7 +9723,7 @@
           <v:shape id="_x0000_i1028" type="#_x0000_t75" style="width:81pt;height:36pt" o:ole="">
             <v:imagedata r:id="rId38" o:title=""/>
           </v:shape>
-          <o:OLEObject Type="Embed" ProgID="Equation.DSMT4" ShapeID="_x0000_i1028" DrawAspect="Content" ObjectID="_1794825446" r:id="rId39"/>
+          <o:OLEObject Type="Embed" ProgID="Equation.DSMT4" ShapeID="_x0000_i1028" DrawAspect="Content" ObjectID="_1794916866" r:id="rId39"/>
         </w:object>
       </w:r>
     </w:p>
@@ -9850,10 +9739,10 @@
           <w:position w:val="-6"/>
         </w:rPr>
         <w:object w:dxaOrig="260" w:dyaOrig="240" w14:anchorId="502AAA2B">
-          <v:shape id="_x0000_i1029" type="#_x0000_t75" style="width:13.5pt;height:12.5pt" o:ole="">
+          <v:shape id="_x0000_i1029" type="#_x0000_t75" style="width:13.5pt;height:12.75pt" o:ole="">
             <v:imagedata r:id="rId36" o:title=""/>
           </v:shape>
-          <o:OLEObject Type="Embed" ProgID="Equation.DSMT4" ShapeID="_x0000_i1029" DrawAspect="Content" ObjectID="_1794825447" r:id="rId40"/>
+          <o:OLEObject Type="Embed" ProgID="Equation.DSMT4" ShapeID="_x0000_i1029" DrawAspect="Content" ObjectID="_1794916867" r:id="rId40"/>
         </w:object>
       </w:r>
       <w:r>
@@ -9885,7 +9774,7 @@
         <w:t xml:space="preserve">, </w:t>
       </w:r>
       <w:r>
-        <w:t>мкФ</w:t>
+        <w:t>Ф</w:t>
       </w:r>
       <w:r>
         <w:t>.</w:t>
@@ -9908,7 +9797,158 @@
           <w:b/>
           <w:bCs/>
         </w:rPr>
-        <w:t>02.</w:t>
+        <w:t>02</w:t>
+      </w:r>
+      <w:r>
+        <w:rPr>
+          <w:b/>
+          <w:bCs/>
+        </w:rPr>
+        <w:t xml:space="preserve">. </w:t>
+      </w:r>
+      <w:r>
+        <w:t>Размерность ввода параметров должна быть в случае:</w:t>
+      </w:r>
+    </w:p>
+    <w:p>
+      <w:pPr>
+        <w:pStyle w:val="a4"/>
+        <w:numPr>
+          <w:ilvl w:val="0"/>
+          <w:numId w:val="5"/>
+        </w:numPr>
+      </w:pPr>
+      <w:r>
+        <w:t xml:space="preserve">Катушки индуктивности равна </w:t>
+      </w:r>
+      <m:oMath>
+        <m:sSup>
+          <m:sSupPr>
+            <m:ctrlPr>
+              <w:rPr>
+                <w:rFonts w:ascii="Cambria Math" w:hAnsi="Cambria Math"/>
+                <w:i/>
+              </w:rPr>
+            </m:ctrlPr>
+          </m:sSupPr>
+          <m:e>
+            <m:r>
+              <w:rPr>
+                <w:rFonts w:ascii="Cambria Math" w:hAnsi="Cambria Math"/>
+              </w:rPr>
+              <m:t>10</m:t>
+            </m:r>
+          </m:e>
+          <m:sup>
+            <m:r>
+              <w:rPr>
+                <w:rFonts w:ascii="Cambria Math" w:hAnsi="Cambria Math"/>
+              </w:rPr>
+              <m:t>-3</m:t>
+            </m:r>
+          </m:sup>
+        </m:sSup>
+      </m:oMath>
+      <w:r>
+        <w:rPr>
+          <w:rFonts w:eastAsiaTheme="minorEastAsia"/>
+        </w:rPr>
+        <w:t xml:space="preserve"> Гн;</w:t>
+      </w:r>
+    </w:p>
+    <w:p>
+      <w:pPr>
+        <w:pStyle w:val="a4"/>
+        <w:numPr>
+          <w:ilvl w:val="0"/>
+          <w:numId w:val="5"/>
+        </w:numPr>
+      </w:pPr>
+      <w:r>
+        <w:rPr>
+          <w:rFonts w:eastAsiaTheme="minorEastAsia"/>
+        </w:rPr>
+        <w:t xml:space="preserve">Конденсатора равна </w:t>
+      </w:r>
+      <m:oMath>
+        <m:sSup>
+          <m:sSupPr>
+            <m:ctrlPr>
+              <w:rPr>
+                <w:rFonts w:ascii="Cambria Math" w:hAnsi="Cambria Math"/>
+                <w:i/>
+              </w:rPr>
+            </m:ctrlPr>
+          </m:sSupPr>
+          <m:e>
+            <m:r>
+              <w:rPr>
+                <w:rFonts w:ascii="Cambria Math" w:hAnsi="Cambria Math"/>
+              </w:rPr>
+              <m:t>10</m:t>
+            </m:r>
+          </m:e>
+          <m:sup>
+            <m:r>
+              <w:rPr>
+                <w:rFonts w:ascii="Cambria Math" w:hAnsi="Cambria Math"/>
+              </w:rPr>
+              <m:t>-</m:t>
+            </m:r>
+            <m:r>
+              <w:rPr>
+                <w:rFonts w:ascii="Cambria Math" w:hAnsi="Cambria Math"/>
+              </w:rPr>
+              <m:t>6</m:t>
+            </m:r>
+          </m:sup>
+        </m:sSup>
+      </m:oMath>
+      <w:r>
+        <w:rPr>
+          <w:rFonts w:eastAsiaTheme="minorEastAsia"/>
+        </w:rPr>
+        <w:t xml:space="preserve"> </w:t>
+      </w:r>
+      <w:r>
+        <w:rPr>
+          <w:rFonts w:eastAsiaTheme="minorEastAsia"/>
+        </w:rPr>
+        <w:t>Ф</w:t>
+      </w:r>
+    </w:p>
+    <w:p>
+      <w:pPr>
+        <w:ind w:firstLine="709"/>
+      </w:pPr>
+      <w:r>
+        <w:rPr>
+          <w:b/>
+          <w:bCs/>
+          <w:lang w:val="en-US"/>
+        </w:rPr>
+        <w:t>F</w:t>
+      </w:r>
+      <w:r>
+        <w:rPr>
+          <w:b/>
+          <w:bCs/>
+        </w:rPr>
+        <w:t>0</w:t>
+      </w:r>
+      <w:r>
+        <w:rPr>
+          <w:b/>
+          <w:bCs/>
+        </w:rPr>
+        <w:t>3</w:t>
+      </w:r>
+      <w:r>
+        <w:rPr>
+          <w:b/>
+          <w:bCs/>
+        </w:rPr>
+        <w:t>.</w:t>
       </w:r>
       <w:r>
         <w:t xml:space="preserve"> </w:t>
@@ -9989,16 +10029,346 @@
           <w:b/>
           <w:bCs/>
         </w:rPr>
+        <w:t>0</w:t>
+      </w:r>
+      <w:r>
+        <w:rPr>
+          <w:b/>
+          <w:bCs/>
+        </w:rPr>
+        <w:t>4</w:t>
+      </w:r>
+      <w:r>
+        <w:rPr>
+          <w:b/>
+          <w:bCs/>
+        </w:rPr>
+        <w:t>.</w:t>
+      </w:r>
+      <w:r>
+        <w:t xml:space="preserve"> </w:t>
+      </w:r>
+      <w:r>
+        <w:t>В С</w:t>
+      </w:r>
+      <w:r>
+        <w:t>истеме должна присутствовать функция добавления элементов в список.</w:t>
+      </w:r>
+    </w:p>
+    <w:p>
+      <w:r>
+        <w:rPr>
+          <w:b/>
+          <w:bCs/>
+          <w:lang w:val="en-US"/>
+        </w:rPr>
+        <w:t>F</w:t>
+      </w:r>
+      <w:r>
+        <w:rPr>
+          <w:b/>
+          <w:bCs/>
+        </w:rPr>
+        <w:t>0</w:t>
+      </w:r>
+      <w:r>
+        <w:rPr>
+          <w:b/>
+          <w:bCs/>
+        </w:rPr>
+        <w:t>5</w:t>
+      </w:r>
+      <w:r>
+        <w:rPr>
+          <w:b/>
+          <w:bCs/>
+        </w:rPr>
+        <w:t>.</w:t>
+      </w:r>
+      <w:r>
+        <w:t xml:space="preserve"> </w:t>
+      </w:r>
+      <w:r>
+        <w:t>В С</w:t>
+      </w:r>
+      <w:r>
+        <w:t>истеме должна присутствовать функция удаления элементов из списка.</w:t>
+      </w:r>
+    </w:p>
+    <w:p>
+      <w:r>
+        <w:rPr>
+          <w:b/>
+          <w:bCs/>
+          <w:lang w:val="en-US"/>
+        </w:rPr>
+        <w:t>F</w:t>
+      </w:r>
+      <w:r>
+        <w:rPr>
+          <w:b/>
+          <w:bCs/>
+        </w:rPr>
+        <w:t>0</w:t>
+      </w:r>
+      <w:r>
+        <w:rPr>
+          <w:b/>
+          <w:bCs/>
+        </w:rPr>
+        <w:t>6</w:t>
+      </w:r>
+      <w:r>
+        <w:rPr>
+          <w:b/>
+          <w:bCs/>
+        </w:rPr>
+        <w:t>.</w:t>
+      </w:r>
+      <w:r>
+        <w:t xml:space="preserve"> </w:t>
+      </w:r>
+      <w:r>
+        <w:t>В С</w:t>
+      </w:r>
+      <w:r>
+        <w:t xml:space="preserve">истеме должна присутствовать функция поиска элементов по параметрам, указанным в </w:t>
+      </w:r>
+      <w:r>
+        <w:rPr>
+          <w:b/>
+          <w:bCs/>
+          <w:lang w:val="en-US"/>
+        </w:rPr>
+        <w:t>F</w:t>
+      </w:r>
+      <w:r>
+        <w:rPr>
+          <w:b/>
+          <w:bCs/>
+        </w:rPr>
+        <w:t>02.01</w:t>
+      </w:r>
+      <w:r>
+        <w:t>.</w:t>
+      </w:r>
+    </w:p>
+    <w:p>
+      <w:r>
+        <w:rPr>
+          <w:b/>
+          <w:bCs/>
+          <w:lang w:val="en-US"/>
+        </w:rPr>
+        <w:t>F</w:t>
+      </w:r>
+      <w:r>
+        <w:rPr>
+          <w:b/>
+          <w:bCs/>
+        </w:rPr>
+        <w:t>0</w:t>
+      </w:r>
+      <w:r>
+        <w:rPr>
+          <w:b/>
+          <w:bCs/>
+        </w:rPr>
+        <w:t>7</w:t>
+      </w:r>
+      <w:r>
+        <w:rPr>
+          <w:b/>
+          <w:bCs/>
+        </w:rPr>
+        <w:t>.</w:t>
+      </w:r>
+      <w:r>
+        <w:t xml:space="preserve"> </w:t>
+      </w:r>
+      <w:r>
+        <w:t>В С</w:t>
+      </w:r>
+      <w:r>
+        <w:t>истеме должна присутствовать функция сохранения списка элементов в файл (</w:t>
+      </w:r>
+      <w:r>
+        <w:rPr>
+          <w:b/>
+          <w:bCs/>
+          <w:lang w:val="en-US"/>
+        </w:rPr>
+        <w:t>D</w:t>
+      </w:r>
+      <w:r>
+        <w:rPr>
+          <w:b/>
+          <w:bCs/>
+        </w:rPr>
+        <w:t>01</w:t>
+      </w:r>
+      <w:r>
+        <w:t>).</w:t>
+      </w:r>
+    </w:p>
+    <w:p>
+      <w:r>
+        <w:rPr>
+          <w:b/>
+          <w:bCs/>
+          <w:lang w:val="en-US"/>
+        </w:rPr>
+        <w:t>F</w:t>
+      </w:r>
+      <w:r>
+        <w:rPr>
+          <w:b/>
+          <w:bCs/>
+        </w:rPr>
+        <w:t>0</w:t>
+      </w:r>
+      <w:r>
+        <w:rPr>
+          <w:b/>
+          <w:bCs/>
+        </w:rPr>
+        <w:t>8</w:t>
+      </w:r>
+      <w:r>
+        <w:rPr>
+          <w:b/>
+          <w:bCs/>
+        </w:rPr>
+        <w:t>.</w:t>
+      </w:r>
+      <w:r>
+        <w:t xml:space="preserve"> </w:t>
+      </w:r>
+      <w:r>
+        <w:t>В С</w:t>
+      </w:r>
+      <w:r>
+        <w:t>истеме должна присутствовать функция загрузки списка элементов из файла (</w:t>
+      </w:r>
+      <w:r>
+        <w:rPr>
+          <w:b/>
+          <w:bCs/>
+          <w:lang w:val="en-US"/>
+        </w:rPr>
+        <w:t>D</w:t>
+      </w:r>
+      <w:r>
+        <w:rPr>
+          <w:b/>
+          <w:bCs/>
+        </w:rPr>
+        <w:t>01</w:t>
+      </w:r>
+      <w:r>
+        <w:t>).</w:t>
+      </w:r>
+    </w:p>
+    <w:p/>
+    <w:p>
+      <w:pPr>
+        <w:rPr>
+          <w:b/>
+          <w:bCs/>
+        </w:rPr>
+      </w:pPr>
+      <w:r>
+        <w:rPr>
+          <w:b/>
+          <w:bCs/>
+        </w:rPr>
+        <w:t>4.4 Требования к пользовательскому интерфейсу</w:t>
+      </w:r>
+    </w:p>
+    <w:p>
+      <w:r>
+        <w:rPr>
+          <w:b/>
+          <w:bCs/>
+          <w:lang w:val="en-US"/>
+        </w:rPr>
+        <w:t>U</w:t>
+      </w:r>
+      <w:r>
+        <w:rPr>
+          <w:b/>
+          <w:bCs/>
+        </w:rPr>
+        <w:t>01.</w:t>
+      </w:r>
+      <w:r>
+        <w:t xml:space="preserve"> </w:t>
+      </w:r>
+      <w:r>
+        <w:t>Система должна иметь графический интерфейс пользователя.</w:t>
+      </w:r>
+    </w:p>
+    <w:p>
+      <w:r>
+        <w:rPr>
+          <w:b/>
+          <w:bCs/>
+          <w:lang w:val="en-US"/>
+        </w:rPr>
+        <w:t>U</w:t>
+      </w:r>
+      <w:r>
+        <w:rPr>
+          <w:b/>
+          <w:bCs/>
+        </w:rPr>
+        <w:t>02.</w:t>
+      </w:r>
+      <w:r>
+        <w:t xml:space="preserve"> </w:t>
+      </w:r>
+      <w:r>
+        <w:t>Данные должны быть представлены в табличном виде.</w:t>
+      </w:r>
+    </w:p>
+    <w:p>
+      <w:r>
+        <w:rPr>
+          <w:b/>
+          <w:bCs/>
+          <w:lang w:val="en-US"/>
+        </w:rPr>
+        <w:t>U</w:t>
+      </w:r>
+      <w:r>
+        <w:rPr>
+          <w:b/>
+          <w:bCs/>
+        </w:rPr>
         <w:t>03.</w:t>
       </w:r>
       <w:r>
         <w:t xml:space="preserve"> </w:t>
       </w:r>
       <w:r>
-        <w:t>В С</w:t>
-      </w:r>
-      <w:r>
-        <w:t>истеме должна присутствовать функция добавления элементов в список.</w:t>
+        <w:t>В системе должна быть реализована система обработки ошибок.</w:t>
+      </w:r>
+    </w:p>
+    <w:p/>
+    <w:p>
+      <w:pPr>
+        <w:rPr>
+          <w:b/>
+          <w:bCs/>
+        </w:rPr>
+      </w:pPr>
+      <w:r>
+        <w:rPr>
+          <w:b/>
+          <w:bCs/>
+        </w:rPr>
+        <w:lastRenderedPageBreak/>
+        <w:t>4.5 Требования к программному обеспечению</w:t>
       </w:r>
     </w:p>
     <w:p>
@@ -10008,307 +10378,47 @@
           <w:bCs/>
           <w:lang w:val="en-US"/>
         </w:rPr>
-        <w:t>F</w:t>
-      </w:r>
-      <w:r>
-        <w:rPr>
-          <w:b/>
-          <w:bCs/>
-        </w:rPr>
-        <w:t>04.</w:t>
+        <w:t>C</w:t>
+      </w:r>
+      <w:r>
+        <w:rPr>
+          <w:b/>
+          <w:bCs/>
+        </w:rPr>
+        <w:t>01.</w:t>
       </w:r>
       <w:r>
         <w:t xml:space="preserve"> </w:t>
       </w:r>
       <w:r>
-        <w:t>В С</w:t>
-      </w:r>
-      <w:r>
-        <w:t>истеме должна присутствовать функция удаления элементов из списка.</w:t>
-      </w:r>
-    </w:p>
-    <w:p>
-      <w:r>
-        <w:rPr>
-          <w:b/>
-          <w:bCs/>
+        <w:t xml:space="preserve">Система должна работать на операционной системе </w:t>
+      </w:r>
+      <w:r>
+        <w:rPr>
           <w:lang w:val="en-US"/>
         </w:rPr>
-        <w:t>F</w:t>
-      </w:r>
-      <w:r>
-        <w:rPr>
-          <w:b/>
-          <w:bCs/>
-        </w:rPr>
-        <w:t>05.</w:t>
-      </w:r>
-      <w:r>
-        <w:t xml:space="preserve"> </w:t>
-      </w:r>
-      <w:r>
-        <w:t>В С</w:t>
-      </w:r>
-      <w:r>
-        <w:t xml:space="preserve">истеме должна присутствовать функция поиска элементов по параметрам, указанным в </w:t>
-      </w:r>
+        <w:t>Windows</w:t>
+      </w:r>
+      <w:r>
+        <w:t xml:space="preserve"> 10</w:t>
+      </w:r>
+      <w:r>
+        <w:t>, 64 бит</w:t>
+      </w:r>
+      <w:r>
+        <w:t xml:space="preserve">. </w:t>
+      </w:r>
+      <w:r>
+        <w:t>Работоспособность на других выпусках и версиях не гарантируется.</w:t>
+      </w:r>
+    </w:p>
+    <w:p>
       <w:r>
         <w:rPr>
           <w:b/>
           <w:bCs/>
           <w:lang w:val="en-US"/>
         </w:rPr>
-        <w:t>F</w:t>
-      </w:r>
-      <w:r>
-        <w:rPr>
-          <w:b/>
-          <w:bCs/>
-        </w:rPr>
-        <w:t>02.01</w:t>
-      </w:r>
-      <w:r>
-        <w:t>.</w:t>
-      </w:r>
-    </w:p>
-    <w:p>
-      <w:r>
-        <w:rPr>
-          <w:b/>
-          <w:bCs/>
-          <w:lang w:val="en-US"/>
-        </w:rPr>
-        <w:t>F</w:t>
-      </w:r>
-      <w:r>
-        <w:rPr>
-          <w:b/>
-          <w:bCs/>
-        </w:rPr>
-        <w:t>06.</w:t>
-      </w:r>
-      <w:r>
-        <w:t xml:space="preserve"> </w:t>
-      </w:r>
-      <w:r>
-        <w:t>В С</w:t>
-      </w:r>
-      <w:r>
-        <w:t>истеме должна присутствовать функция сохранения списка элементов в файл (</w:t>
-      </w:r>
-      <w:r>
-        <w:rPr>
-          <w:b/>
-          <w:bCs/>
-          <w:lang w:val="en-US"/>
-        </w:rPr>
-        <w:t>D</w:t>
-      </w:r>
-      <w:r>
-        <w:rPr>
-          <w:b/>
-          <w:bCs/>
-        </w:rPr>
-        <w:t>01</w:t>
-      </w:r>
-      <w:r>
-        <w:t>).</w:t>
-      </w:r>
-    </w:p>
-    <w:p>
-      <w:r>
-        <w:rPr>
-          <w:b/>
-          <w:bCs/>
-          <w:lang w:val="en-US"/>
-        </w:rPr>
-        <w:t>F</w:t>
-      </w:r>
-      <w:r>
-        <w:rPr>
-          <w:b/>
-          <w:bCs/>
-        </w:rPr>
-        <w:t>07.</w:t>
-      </w:r>
-      <w:r>
-        <w:t xml:space="preserve"> </w:t>
-      </w:r>
-      <w:r>
-        <w:t>В С</w:t>
-      </w:r>
-      <w:r>
-        <w:t>истеме должна присутствовать функция загрузки списка элементов из файла (</w:t>
-      </w:r>
-      <w:r>
-        <w:rPr>
-          <w:b/>
-          <w:bCs/>
-          <w:lang w:val="en-US"/>
-        </w:rPr>
-        <w:t>D</w:t>
-      </w:r>
-      <w:r>
-        <w:rPr>
-          <w:b/>
-          <w:bCs/>
-        </w:rPr>
-        <w:t>01</w:t>
-      </w:r>
-      <w:r>
-        <w:t>).</w:t>
-      </w:r>
-    </w:p>
-    <w:p/>
-    <w:p>
-      <w:pPr>
-        <w:rPr>
-          <w:b/>
-          <w:bCs/>
-        </w:rPr>
-      </w:pPr>
-      <w:r>
-        <w:rPr>
-          <w:b/>
-          <w:bCs/>
-        </w:rPr>
-        <w:t>4.4 Требования к пользовательскому интерфейсу</w:t>
-      </w:r>
-    </w:p>
-    <w:p>
-      <w:r>
-        <w:rPr>
-          <w:b/>
-          <w:bCs/>
-          <w:lang w:val="en-US"/>
-        </w:rPr>
-        <w:t>U</w:t>
-      </w:r>
-      <w:r>
-        <w:rPr>
-          <w:b/>
-          <w:bCs/>
-        </w:rPr>
-        <w:t>01.</w:t>
-      </w:r>
-      <w:r>
-        <w:t xml:space="preserve"> </w:t>
-      </w:r>
-      <w:r>
-        <w:t>Система должна иметь графический интерфейс пользователя.</w:t>
-      </w:r>
-    </w:p>
-    <w:p>
-      <w:r>
-        <w:rPr>
-          <w:b/>
-          <w:bCs/>
-          <w:lang w:val="en-US"/>
-        </w:rPr>
-        <w:t>U</w:t>
-      </w:r>
-      <w:r>
-        <w:rPr>
-          <w:b/>
-          <w:bCs/>
-        </w:rPr>
-        <w:t>02.</w:t>
-      </w:r>
-      <w:r>
-        <w:t xml:space="preserve"> </w:t>
-      </w:r>
-      <w:r>
-        <w:t>Данные должны быть представлены в табличном виде.</w:t>
-      </w:r>
-    </w:p>
-    <w:p>
-      <w:r>
-        <w:rPr>
-          <w:b/>
-          <w:bCs/>
-          <w:lang w:val="en-US"/>
-        </w:rPr>
-        <w:t>U</w:t>
-      </w:r>
-      <w:r>
-        <w:rPr>
-          <w:b/>
-          <w:bCs/>
-        </w:rPr>
-        <w:t>03.</w:t>
-      </w:r>
-      <w:r>
-        <w:t xml:space="preserve"> </w:t>
-      </w:r>
-      <w:r>
-        <w:t>В системе должна быть реализована система обработки ошибок.</w:t>
-      </w:r>
-    </w:p>
-    <w:p/>
-    <w:p>
-      <w:pPr>
-        <w:rPr>
-          <w:b/>
-          <w:bCs/>
-        </w:rPr>
-      </w:pPr>
-      <w:r>
-        <w:rPr>
-          <w:b/>
-          <w:bCs/>
-        </w:rPr>
-        <w:t>4.5 Требования к программному обеспечению</w:t>
-      </w:r>
-    </w:p>
-    <w:p>
-      <w:r>
-        <w:rPr>
-          <w:b/>
-          <w:bCs/>
-          <w:lang w:val="en-US"/>
-        </w:rPr>
-        <w:t>C</w:t>
-      </w:r>
-      <w:r>
-        <w:rPr>
-          <w:b/>
-          <w:bCs/>
-        </w:rPr>
-        <w:t>01.</w:t>
-      </w:r>
-      <w:r>
-        <w:t xml:space="preserve"> </w:t>
-      </w:r>
-      <w:r>
-        <w:t xml:space="preserve">Система должна работать на операционной системе </w:t>
-      </w:r>
-      <w:r>
-        <w:rPr>
-          <w:lang w:val="en-US"/>
-        </w:rPr>
-        <w:t>Windows</w:t>
-      </w:r>
-      <w:r>
-        <w:t xml:space="preserve"> 10</w:t>
-      </w:r>
-      <w:r>
-        <w:t>, 64 бит</w:t>
-      </w:r>
-      <w:r>
-        <w:t xml:space="preserve">. </w:t>
-      </w:r>
-      <w:r>
-        <w:t>Работоспособность на других выпусках и версиях не гарантируется.</w:t>
-      </w:r>
-    </w:p>
-    <w:p>
-      <w:r>
-        <w:rPr>
-          <w:b/>
-          <w:bCs/>
-          <w:lang w:val="en-US"/>
-        </w:rPr>
-        <w:lastRenderedPageBreak/>
         <w:t>C</w:t>
       </w:r>
       <w:r>
@@ -10740,6 +10850,119 @@
     </w:lvl>
   </w:abstractNum>
   <w:abstractNum w:abstractNumId="2" w15:restartNumberingAfterBreak="0">
+    <w:nsid w:val="470662A6"/>
+    <w:multiLevelType w:val="hybridMultilevel"/>
+    <w:tmpl w:val="79CE4148"/>
+    <w:lvl w:ilvl="0" w:tplc="75DAD1D2">
+      <w:start w:val="1"/>
+      <w:numFmt w:val="bullet"/>
+      <w:lvlText w:val=""/>
+      <w:lvlJc w:val="left"/>
+      <w:pPr>
+        <w:ind w:left="2130" w:hanging="360"/>
+      </w:pPr>
+      <w:rPr>
+        <w:rFonts w:ascii="Symbol" w:hAnsi="Symbol" w:hint="default"/>
+      </w:rPr>
+    </w:lvl>
+    <w:lvl w:ilvl="1" w:tplc="04190003" w:tentative="1">
+      <w:start w:val="1"/>
+      <w:numFmt w:val="bullet"/>
+      <w:lvlText w:val="o"/>
+      <w:lvlJc w:val="left"/>
+      <w:pPr>
+        <w:ind w:left="2850" w:hanging="360"/>
+      </w:pPr>
+      <w:rPr>
+        <w:rFonts w:ascii="Courier New" w:hAnsi="Courier New" w:cs="Courier New" w:hint="default"/>
+      </w:rPr>
+    </w:lvl>
+    <w:lvl w:ilvl="2" w:tplc="04190005" w:tentative="1">
+      <w:start w:val="1"/>
+      <w:numFmt w:val="bullet"/>
+      <w:lvlText w:val=""/>
+      <w:lvlJc w:val="left"/>
+      <w:pPr>
+        <w:ind w:left="3570" w:hanging="360"/>
+      </w:pPr>
+      <w:rPr>
+        <w:rFonts w:ascii="Wingdings" w:hAnsi="Wingdings" w:hint="default"/>
+      </w:rPr>
+    </w:lvl>
+    <w:lvl w:ilvl="3" w:tplc="04190001" w:tentative="1">
+      <w:start w:val="1"/>
+      <w:numFmt w:val="bullet"/>
+      <w:lvlText w:val=""/>
+      <w:lvlJc w:val="left"/>
+      <w:pPr>
+        <w:ind w:left="4290" w:hanging="360"/>
+      </w:pPr>
+      <w:rPr>
+        <w:rFonts w:ascii="Symbol" w:hAnsi="Symbol" w:hint="default"/>
+      </w:rPr>
+    </w:lvl>
+    <w:lvl w:ilvl="4" w:tplc="04190003" w:tentative="1">
+      <w:start w:val="1"/>
+      <w:numFmt w:val="bullet"/>
+      <w:lvlText w:val="o"/>
+      <w:lvlJc w:val="left"/>
+      <w:pPr>
+        <w:ind w:left="5010" w:hanging="360"/>
+      </w:pPr>
+      <w:rPr>
+        <w:rFonts w:ascii="Courier New" w:hAnsi="Courier New" w:cs="Courier New" w:hint="default"/>
+      </w:rPr>
+    </w:lvl>
+    <w:lvl w:ilvl="5" w:tplc="04190005" w:tentative="1">
+      <w:start w:val="1"/>
+      <w:numFmt w:val="bullet"/>
+      <w:lvlText w:val=""/>
+      <w:lvlJc w:val="left"/>
+      <w:pPr>
+        <w:ind w:left="5730" w:hanging="360"/>
+      </w:pPr>
+      <w:rPr>
+        <w:rFonts w:ascii="Wingdings" w:hAnsi="Wingdings" w:hint="default"/>
+      </w:rPr>
+    </w:lvl>
+    <w:lvl w:ilvl="6" w:tplc="04190001" w:tentative="1">
+      <w:start w:val="1"/>
+      <w:numFmt w:val="bullet"/>
+      <w:lvlText w:val=""/>
+      <w:lvlJc w:val="left"/>
+      <w:pPr>
+        <w:ind w:left="6450" w:hanging="360"/>
+      </w:pPr>
+      <w:rPr>
+        <w:rFonts w:ascii="Symbol" w:hAnsi="Symbol" w:hint="default"/>
+      </w:rPr>
+    </w:lvl>
+    <w:lvl w:ilvl="7" w:tplc="04190003" w:tentative="1">
+      <w:start w:val="1"/>
+      <w:numFmt w:val="bullet"/>
+      <w:lvlText w:val="o"/>
+      <w:lvlJc w:val="left"/>
+      <w:pPr>
+        <w:ind w:left="7170" w:hanging="360"/>
+      </w:pPr>
+      <w:rPr>
+        <w:rFonts w:ascii="Courier New" w:hAnsi="Courier New" w:cs="Courier New" w:hint="default"/>
+      </w:rPr>
+    </w:lvl>
+    <w:lvl w:ilvl="8" w:tplc="04190005" w:tentative="1">
+      <w:start w:val="1"/>
+      <w:numFmt w:val="bullet"/>
+      <w:lvlText w:val=""/>
+      <w:lvlJc w:val="left"/>
+      <w:pPr>
+        <w:ind w:left="7890" w:hanging="360"/>
+      </w:pPr>
+      <w:rPr>
+        <w:rFonts w:ascii="Wingdings" w:hAnsi="Wingdings" w:hint="default"/>
+      </w:rPr>
+    </w:lvl>
+  </w:abstractNum>
+  <w:abstractNum w:abstractNumId="3" w15:restartNumberingAfterBreak="0">
     <w:nsid w:val="67EA4E74"/>
     <w:multiLevelType w:val="hybridMultilevel"/>
     <w:tmpl w:val="FB3E051C"/>
@@ -10828,7 +11051,7 @@
       </w:pPr>
     </w:lvl>
   </w:abstractNum>
-  <w:abstractNum w:abstractNumId="3" w15:restartNumberingAfterBreak="0">
+  <w:abstractNum w:abstractNumId="4" w15:restartNumberingAfterBreak="0">
     <w:nsid w:val="7D46388E"/>
     <w:multiLevelType w:val="hybridMultilevel"/>
     <w:tmpl w:val="E22A0CF8"/>
@@ -10943,16 +11166,19 @@
     </w:lvl>
   </w:abstractNum>
   <w:num w:numId="1" w16cid:durableId="1500002820">
-    <w:abstractNumId w:val="2"/>
+    <w:abstractNumId w:val="3"/>
   </w:num>
   <w:num w:numId="2" w16cid:durableId="732313994">
     <w:abstractNumId w:val="1"/>
   </w:num>
   <w:num w:numId="3" w16cid:durableId="1198082930">
-    <w:abstractNumId w:val="3"/>
+    <w:abstractNumId w:val="4"/>
   </w:num>
   <w:num w:numId="4" w16cid:durableId="754983013">
     <w:abstractNumId w:val="0"/>
+  </w:num>
+  <w:num w:numId="5" w16cid:durableId="2142575892">
+    <w:abstractNumId w:val="2"/>
   </w:num>
 </w:numbering>
 </file>
@@ -11572,6 +11798,16 @@
       <w:u w:val="single"/>
     </w:rPr>
   </w:style>
+  <w:style w:type="character" w:styleId="a9">
+    <w:name w:val="Placeholder Text"/>
+    <w:basedOn w:val="a0"/>
+    <w:uiPriority w:val="99"/>
+    <w:semiHidden/>
+    <w:rsid w:val="006B4AFA"/>
+    <w:rPr>
+      <w:color w:val="666666"/>
+    </w:rPr>
+  </w:style>
 </w:styles>
 </file>
 

--- a/ЛБ5.docx
+++ b/ЛБ5.docx
@@ -2056,10 +2056,10 @@
         </w:rPr>
         <w:lastRenderedPageBreak/>
         <w:drawing>
-          <wp:inline distT="0" distB="0" distL="0" distR="0" wp14:anchorId="78836378" wp14:editId="400BB7BB">
-            <wp:extent cx="6553200" cy="5478337"/>
-            <wp:effectExtent l="0" t="0" r="0" b="8255"/>
-            <wp:docPr id="873520394" name="Рисунок 1"/>
+          <wp:inline distT="0" distB="0" distL="0" distR="0" wp14:anchorId="345C4E88" wp14:editId="7C307C36">
+            <wp:extent cx="6572250" cy="5494262"/>
+            <wp:effectExtent l="0" t="0" r="0" b="0"/>
+            <wp:docPr id="2019191780" name="Рисунок 1"/>
             <wp:cNvGraphicFramePr>
               <a:graphicFrameLocks xmlns:a="http://schemas.openxmlformats.org/drawingml/2006/main" noChangeAspect="1"/>
             </wp:cNvGraphicFramePr>
@@ -2067,7 +2067,7 @@
               <a:graphicData uri="http://schemas.openxmlformats.org/drawingml/2006/picture">
                 <pic:pic xmlns:pic="http://schemas.openxmlformats.org/drawingml/2006/picture">
                   <pic:nvPicPr>
-                    <pic:cNvPr id="873520394" name=""/>
+                    <pic:cNvPr id="2019191780" name=""/>
                     <pic:cNvPicPr/>
                   </pic:nvPicPr>
                   <pic:blipFill>
@@ -2079,7 +2079,7 @@
                   <pic:spPr>
                     <a:xfrm>
                       <a:off x="0" y="0"/>
-                      <a:ext cx="6567013" cy="5489884"/>
+                      <a:ext cx="6582767" cy="5503054"/>
                     </a:xfrm>
                     <a:prstGeom prst="rect">
                       <a:avLst/>
@@ -9548,7 +9548,7 @@
           <v:shape id="_x0000_i1025" type="#_x0000_t75" style="width:66.75pt;height:20.25pt" o:ole="">
             <v:imagedata r:id="rId32" o:title=""/>
           </v:shape>
-          <o:OLEObject Type="Embed" ProgID="Equation.DSMT4" ShapeID="_x0000_i1025" DrawAspect="Content" ObjectID="_1794916863" r:id="rId33"/>
+          <o:OLEObject Type="Embed" ProgID="Equation.DSMT4" ShapeID="_x0000_i1025" DrawAspect="Content" ObjectID="_1794917501" r:id="rId33"/>
         </w:object>
       </w:r>
     </w:p>
@@ -9625,7 +9625,7 @@
           <v:shape id="_x0000_i1026" type="#_x0000_t75" style="width:74.25pt;height:20.25pt" o:ole="">
             <v:imagedata r:id="rId34" o:title=""/>
           </v:shape>
-          <o:OLEObject Type="Embed" ProgID="Equation.DSMT4" ShapeID="_x0000_i1026" DrawAspect="Content" ObjectID="_1794916864" r:id="rId35"/>
+          <o:OLEObject Type="Embed" ProgID="Equation.DSMT4" ShapeID="_x0000_i1026" DrawAspect="Content" ObjectID="_1794917502" r:id="rId35"/>
         </w:object>
       </w:r>
     </w:p>
@@ -9645,7 +9645,7 @@
           <v:shape id="_x0000_i1027" type="#_x0000_t75" style="width:13.5pt;height:12.75pt" o:ole="">
             <v:imagedata r:id="rId36" o:title=""/>
           </v:shape>
-          <o:OLEObject Type="Embed" ProgID="Equation.DSMT4" ShapeID="_x0000_i1027" DrawAspect="Content" ObjectID="_1794916865" r:id="rId37"/>
+          <o:OLEObject Type="Embed" ProgID="Equation.DSMT4" ShapeID="_x0000_i1027" DrawAspect="Content" ObjectID="_1794917503" r:id="rId37"/>
         </w:object>
       </w:r>
       <w:r>
@@ -9723,7 +9723,7 @@
           <v:shape id="_x0000_i1028" type="#_x0000_t75" style="width:81pt;height:36pt" o:ole="">
             <v:imagedata r:id="rId38" o:title=""/>
           </v:shape>
-          <o:OLEObject Type="Embed" ProgID="Equation.DSMT4" ShapeID="_x0000_i1028" DrawAspect="Content" ObjectID="_1794916866" r:id="rId39"/>
+          <o:OLEObject Type="Embed" ProgID="Equation.DSMT4" ShapeID="_x0000_i1028" DrawAspect="Content" ObjectID="_1794917504" r:id="rId39"/>
         </w:object>
       </w:r>
     </w:p>
@@ -9742,7 +9742,7 @@
           <v:shape id="_x0000_i1029" type="#_x0000_t75" style="width:13.5pt;height:12.75pt" o:ole="">
             <v:imagedata r:id="rId36" o:title=""/>
           </v:shape>
-          <o:OLEObject Type="Embed" ProgID="Equation.DSMT4" ShapeID="_x0000_i1029" DrawAspect="Content" ObjectID="_1794916867" r:id="rId40"/>
+          <o:OLEObject Type="Embed" ProgID="Equation.DSMT4" ShapeID="_x0000_i1029" DrawAspect="Content" ObjectID="_1794917505" r:id="rId40"/>
         </w:object>
       </w:r>
       <w:r>
@@ -9893,13 +9893,7 @@
               <w:rPr>
                 <w:rFonts w:ascii="Cambria Math" w:hAnsi="Cambria Math"/>
               </w:rPr>
-              <m:t>-</m:t>
-            </m:r>
-            <m:r>
-              <w:rPr>
-                <w:rFonts w:ascii="Cambria Math" w:hAnsi="Cambria Math"/>
-              </w:rPr>
-              <m:t>6</m:t>
+              <m:t>-6</m:t>
             </m:r>
           </m:sup>
         </m:sSup>
@@ -9908,13 +9902,7 @@
         <w:rPr>
           <w:rFonts w:eastAsiaTheme="minorEastAsia"/>
         </w:rPr>
-        <w:t xml:space="preserve"> </w:t>
-      </w:r>
-      <w:r>
-        <w:rPr>
-          <w:rFonts w:eastAsiaTheme="minorEastAsia"/>
-        </w:rPr>
-        <w:t>Ф</w:t>
+        <w:t xml:space="preserve"> Ф</w:t>
       </w:r>
     </w:p>
     <w:p>

--- a/ЛБ5.docx
+++ b/ЛБ5.docx
@@ -2056,10 +2056,10 @@
         </w:rPr>
         <w:lastRenderedPageBreak/>
         <w:drawing>
-          <wp:inline distT="0" distB="0" distL="0" distR="0" wp14:anchorId="345C4E88" wp14:editId="7C307C36">
-            <wp:extent cx="6572250" cy="5494262"/>
-            <wp:effectExtent l="0" t="0" r="0" b="0"/>
-            <wp:docPr id="2019191780" name="Рисунок 1"/>
+          <wp:inline distT="0" distB="0" distL="0" distR="0" wp14:anchorId="01FCEA7B" wp14:editId="245536A3">
+            <wp:extent cx="6585633" cy="5505450"/>
+            <wp:effectExtent l="0" t="0" r="5715" b="0"/>
+            <wp:docPr id="581256431" name="Рисунок 1"/>
             <wp:cNvGraphicFramePr>
               <a:graphicFrameLocks xmlns:a="http://schemas.openxmlformats.org/drawingml/2006/main" noChangeAspect="1"/>
             </wp:cNvGraphicFramePr>
@@ -2067,7 +2067,7 @@
               <a:graphicData uri="http://schemas.openxmlformats.org/drawingml/2006/picture">
                 <pic:pic xmlns:pic="http://schemas.openxmlformats.org/drawingml/2006/picture">
                   <pic:nvPicPr>
-                    <pic:cNvPr id="2019191780" name=""/>
+                    <pic:cNvPr id="581256431" name=""/>
                     <pic:cNvPicPr/>
                   </pic:nvPicPr>
                   <pic:blipFill>
@@ -2079,7 +2079,7 @@
                   <pic:spPr>
                     <a:xfrm>
                       <a:off x="0" y="0"/>
-                      <a:ext cx="6582767" cy="5503054"/>
+                      <a:ext cx="6593837" cy="5512308"/>
                     </a:xfrm>
                     <a:prstGeom prst="rect">
                       <a:avLst/>
@@ -9548,7 +9548,7 @@
           <v:shape id="_x0000_i1025" type="#_x0000_t75" style="width:66.75pt;height:20.25pt" o:ole="">
             <v:imagedata r:id="rId32" o:title=""/>
           </v:shape>
-          <o:OLEObject Type="Embed" ProgID="Equation.DSMT4" ShapeID="_x0000_i1025" DrawAspect="Content" ObjectID="_1794917501" r:id="rId33"/>
+          <o:OLEObject Type="Embed" ProgID="Equation.DSMT4" ShapeID="_x0000_i1025" DrawAspect="Content" ObjectID="_1794918135" r:id="rId33"/>
         </w:object>
       </w:r>
     </w:p>
@@ -9625,7 +9625,7 @@
           <v:shape id="_x0000_i1026" type="#_x0000_t75" style="width:74.25pt;height:20.25pt" o:ole="">
             <v:imagedata r:id="rId34" o:title=""/>
           </v:shape>
-          <o:OLEObject Type="Embed" ProgID="Equation.DSMT4" ShapeID="_x0000_i1026" DrawAspect="Content" ObjectID="_1794917502" r:id="rId35"/>
+          <o:OLEObject Type="Embed" ProgID="Equation.DSMT4" ShapeID="_x0000_i1026" DrawAspect="Content" ObjectID="_1794918136" r:id="rId35"/>
         </w:object>
       </w:r>
     </w:p>
@@ -9645,7 +9645,7 @@
           <v:shape id="_x0000_i1027" type="#_x0000_t75" style="width:13.5pt;height:12.75pt" o:ole="">
             <v:imagedata r:id="rId36" o:title=""/>
           </v:shape>
-          <o:OLEObject Type="Embed" ProgID="Equation.DSMT4" ShapeID="_x0000_i1027" DrawAspect="Content" ObjectID="_1794917503" r:id="rId37"/>
+          <o:OLEObject Type="Embed" ProgID="Equation.DSMT4" ShapeID="_x0000_i1027" DrawAspect="Content" ObjectID="_1794918137" r:id="rId37"/>
         </w:object>
       </w:r>
       <w:r>
@@ -9723,7 +9723,7 @@
           <v:shape id="_x0000_i1028" type="#_x0000_t75" style="width:81pt;height:36pt" o:ole="">
             <v:imagedata r:id="rId38" o:title=""/>
           </v:shape>
-          <o:OLEObject Type="Embed" ProgID="Equation.DSMT4" ShapeID="_x0000_i1028" DrawAspect="Content" ObjectID="_1794917504" r:id="rId39"/>
+          <o:OLEObject Type="Embed" ProgID="Equation.DSMT4" ShapeID="_x0000_i1028" DrawAspect="Content" ObjectID="_1794918138" r:id="rId39"/>
         </w:object>
       </w:r>
     </w:p>
@@ -9742,7 +9742,7 @@
           <v:shape id="_x0000_i1029" type="#_x0000_t75" style="width:13.5pt;height:12.75pt" o:ole="">
             <v:imagedata r:id="rId36" o:title=""/>
           </v:shape>
-          <o:OLEObject Type="Embed" ProgID="Equation.DSMT4" ShapeID="_x0000_i1029" DrawAspect="Content" ObjectID="_1794917505" r:id="rId40"/>
+          <o:OLEObject Type="Embed" ProgID="Equation.DSMT4" ShapeID="_x0000_i1029" DrawAspect="Content" ObjectID="_1794918139" r:id="rId40"/>
         </w:object>
       </w:r>
       <w:r>

--- a/ЛБ5.docx
+++ b/ЛБ5.docx
@@ -2056,10 +2056,10 @@
         </w:rPr>
         <w:lastRenderedPageBreak/>
         <w:drawing>
-          <wp:inline distT="0" distB="0" distL="0" distR="0" wp14:anchorId="01FCEA7B" wp14:editId="245536A3">
-            <wp:extent cx="6585633" cy="5505450"/>
-            <wp:effectExtent l="0" t="0" r="5715" b="0"/>
-            <wp:docPr id="581256431" name="Рисунок 1"/>
+          <wp:inline distT="0" distB="0" distL="0" distR="0" wp14:anchorId="059594A8" wp14:editId="10B009D4">
+            <wp:extent cx="6438900" cy="5382784"/>
+            <wp:effectExtent l="0" t="0" r="0" b="8890"/>
+            <wp:docPr id="1111148591" name="Рисунок 1"/>
             <wp:cNvGraphicFramePr>
               <a:graphicFrameLocks xmlns:a="http://schemas.openxmlformats.org/drawingml/2006/main" noChangeAspect="1"/>
             </wp:cNvGraphicFramePr>
@@ -2067,7 +2067,7 @@
               <a:graphicData uri="http://schemas.openxmlformats.org/drawingml/2006/picture">
                 <pic:pic xmlns:pic="http://schemas.openxmlformats.org/drawingml/2006/picture">
                   <pic:nvPicPr>
-                    <pic:cNvPr id="581256431" name=""/>
+                    <pic:cNvPr id="1111148591" name=""/>
                     <pic:cNvPicPr/>
                   </pic:nvPicPr>
                   <pic:blipFill>
@@ -2079,7 +2079,7 @@
                   <pic:spPr>
                     <a:xfrm>
                       <a:off x="0" y="0"/>
-                      <a:ext cx="6593837" cy="5512308"/>
+                      <a:ext cx="6446713" cy="5389316"/>
                     </a:xfrm>
                     <a:prstGeom prst="rect">
                       <a:avLst/>
@@ -8722,7 +8722,19 @@
         <w:t xml:space="preserve">Окончание работ: </w:t>
       </w:r>
       <w:r>
-        <w:t>04 ноября 202</w:t>
+        <w:t>0</w:t>
+      </w:r>
+      <w:r>
+        <w:t>5</w:t>
+      </w:r>
+      <w:r>
+        <w:t xml:space="preserve"> </w:t>
+      </w:r>
+      <w:r>
+        <w:t>декабря</w:t>
+      </w:r>
+      <w:r>
+        <w:t xml:space="preserve"> 202</w:t>
       </w:r>
       <w:r>
         <w:t>4</w:t>
@@ -9548,7 +9560,7 @@
           <v:shape id="_x0000_i1025" type="#_x0000_t75" style="width:66.75pt;height:20.25pt" o:ole="">
             <v:imagedata r:id="rId32" o:title=""/>
           </v:shape>
-          <o:OLEObject Type="Embed" ProgID="Equation.DSMT4" ShapeID="_x0000_i1025" DrawAspect="Content" ObjectID="_1794918135" r:id="rId33"/>
+          <o:OLEObject Type="Embed" ProgID="Equation.DSMT4" ShapeID="_x0000_i1025" DrawAspect="Content" ObjectID="_1794919252" r:id="rId33"/>
         </w:object>
       </w:r>
     </w:p>
@@ -9625,7 +9637,7 @@
           <v:shape id="_x0000_i1026" type="#_x0000_t75" style="width:74.25pt;height:20.25pt" o:ole="">
             <v:imagedata r:id="rId34" o:title=""/>
           </v:shape>
-          <o:OLEObject Type="Embed" ProgID="Equation.DSMT4" ShapeID="_x0000_i1026" DrawAspect="Content" ObjectID="_1794918136" r:id="rId35"/>
+          <o:OLEObject Type="Embed" ProgID="Equation.DSMT4" ShapeID="_x0000_i1026" DrawAspect="Content" ObjectID="_1794919253" r:id="rId35"/>
         </w:object>
       </w:r>
     </w:p>
@@ -9645,7 +9657,7 @@
           <v:shape id="_x0000_i1027" type="#_x0000_t75" style="width:13.5pt;height:12.75pt" o:ole="">
             <v:imagedata r:id="rId36" o:title=""/>
           </v:shape>
-          <o:OLEObject Type="Embed" ProgID="Equation.DSMT4" ShapeID="_x0000_i1027" DrawAspect="Content" ObjectID="_1794918137" r:id="rId37"/>
+          <o:OLEObject Type="Embed" ProgID="Equation.DSMT4" ShapeID="_x0000_i1027" DrawAspect="Content" ObjectID="_1794919254" r:id="rId37"/>
         </w:object>
       </w:r>
       <w:r>
@@ -9723,7 +9735,7 @@
           <v:shape id="_x0000_i1028" type="#_x0000_t75" style="width:81pt;height:36pt" o:ole="">
             <v:imagedata r:id="rId38" o:title=""/>
           </v:shape>
-          <o:OLEObject Type="Embed" ProgID="Equation.DSMT4" ShapeID="_x0000_i1028" DrawAspect="Content" ObjectID="_1794918138" r:id="rId39"/>
+          <o:OLEObject Type="Embed" ProgID="Equation.DSMT4" ShapeID="_x0000_i1028" DrawAspect="Content" ObjectID="_1794919255" r:id="rId39"/>
         </w:object>
       </w:r>
     </w:p>
@@ -9742,7 +9754,7 @@
           <v:shape id="_x0000_i1029" type="#_x0000_t75" style="width:13.5pt;height:12.75pt" o:ole="">
             <v:imagedata r:id="rId36" o:title=""/>
           </v:shape>
-          <o:OLEObject Type="Embed" ProgID="Equation.DSMT4" ShapeID="_x0000_i1029" DrawAspect="Content" ObjectID="_1794918139" r:id="rId40"/>
+          <o:OLEObject Type="Embed" ProgID="Equation.DSMT4" ShapeID="_x0000_i1029" DrawAspect="Content" ObjectID="_1794919256" r:id="rId40"/>
         </w:object>
       </w:r>
       <w:r>

--- a/ЛБ5.docx
+++ b/ЛБ5.docx
@@ -9355,12 +9355,17 @@
       </w:r>
     </w:p>
     <w:p>
-      <w:r>
-        <w:rPr>
-          <w:b/>
-          <w:bCs/>
+      <w:pPr>
+        <w:rPr>
           <w:lang w:val="en-US"/>
         </w:rPr>
+      </w:pPr>
+      <w:r>
+        <w:rPr>
+          <w:b/>
+          <w:bCs/>
+          <w:lang w:val="en-US"/>
+        </w:rPr>
         <w:t>D</w:t>
       </w:r>
       <w:r>
@@ -9403,6 +9408,255 @@
       </w:r>
       <w:r>
         <w:t>.</w:t>
+      </w:r>
+    </w:p>
+    <w:p>
+      <w:pPr>
+        <w:rPr>
+          <w:lang w:val="en-US"/>
+        </w:rPr>
+      </w:pPr>
+      <w:r>
+        <w:t>Тэги:</w:t>
+      </w:r>
+    </w:p>
+    <w:p>
+      <w:pPr>
+        <w:rPr>
+          <w:lang w:val="en-US"/>
+        </w:rPr>
+      </w:pPr>
+      <w:r>
+        <w:rPr>
+          <w:lang w:val="en-US"/>
+        </w:rPr>
+        <w:t>&lt;CircuitElementBase xsi:type="Resistor"&gt;</w:t>
+      </w:r>
+    </w:p>
+    <w:p>
+      <w:pPr>
+        <w:rPr>
+          <w:lang w:val="en-US"/>
+        </w:rPr>
+      </w:pPr>
+      <w:r>
+        <w:rPr>
+          <w:lang w:val="en-US"/>
+        </w:rPr>
+        <w:t xml:space="preserve">    &lt;Frequency&gt;</w:t>
+      </w:r>
+      <w:r>
+        <w:rPr>
+          <w:lang w:val="en-US"/>
+        </w:rPr>
+        <w:t xml:space="preserve"> </w:t>
+      </w:r>
+      <w:r>
+        <w:rPr>
+          <w:lang w:val="en-US"/>
+        </w:rPr>
+        <w:t>double</w:t>
+      </w:r>
+      <w:r>
+        <w:rPr>
+          <w:lang w:val="en-US"/>
+        </w:rPr>
+        <w:t xml:space="preserve"> </w:t>
+      </w:r>
+      <w:r>
+        <w:rPr>
+          <w:lang w:val="en-US"/>
+        </w:rPr>
+        <w:t>&lt;/Frequency&gt;</w:t>
+      </w:r>
+    </w:p>
+    <w:p>
+      <w:pPr>
+        <w:rPr>
+          <w:lang w:val="en-US"/>
+        </w:rPr>
+      </w:pPr>
+      <w:r>
+        <w:rPr>
+          <w:lang w:val="en-US"/>
+        </w:rPr>
+        <w:t xml:space="preserve">    &lt;Resistance&gt;</w:t>
+      </w:r>
+      <w:r>
+        <w:rPr>
+          <w:lang w:val="en-US"/>
+        </w:rPr>
+        <w:t xml:space="preserve"> </w:t>
+      </w:r>
+      <w:r>
+        <w:rPr>
+          <w:lang w:val="en-US"/>
+        </w:rPr>
+        <w:t>double</w:t>
+      </w:r>
+      <w:r>
+        <w:rPr>
+          <w:lang w:val="en-US"/>
+        </w:rPr>
+        <w:t xml:space="preserve"> </w:t>
+      </w:r>
+      <w:r>
+        <w:rPr>
+          <w:lang w:val="en-US"/>
+        </w:rPr>
+        <w:t>&lt;/Resistance&gt;</w:t>
+      </w:r>
+    </w:p>
+    <w:p>
+      <w:pPr>
+        <w:rPr>
+          <w:lang w:val="en-US"/>
+        </w:rPr>
+      </w:pPr>
+      <w:r>
+        <w:rPr>
+          <w:lang w:val="en-US"/>
+        </w:rPr>
+        <w:t>&lt;CircuitElementBase xsi:type="Capacitor"&gt;</w:t>
+      </w:r>
+    </w:p>
+    <w:p>
+      <w:pPr>
+        <w:rPr>
+          <w:lang w:val="en-US"/>
+        </w:rPr>
+      </w:pPr>
+      <w:r>
+        <w:rPr>
+          <w:lang w:val="en-US"/>
+        </w:rPr>
+        <w:t xml:space="preserve">    &lt;Frequency&gt;</w:t>
+      </w:r>
+      <w:r>
+        <w:rPr>
+          <w:lang w:val="en-US"/>
+        </w:rPr>
+        <w:t xml:space="preserve"> </w:t>
+      </w:r>
+      <w:r>
+        <w:rPr>
+          <w:lang w:val="en-US"/>
+        </w:rPr>
+        <w:t>double</w:t>
+      </w:r>
+      <w:r>
+        <w:rPr>
+          <w:lang w:val="en-US"/>
+        </w:rPr>
+        <w:t xml:space="preserve"> </w:t>
+      </w:r>
+      <w:r>
+        <w:rPr>
+          <w:lang w:val="en-US"/>
+        </w:rPr>
+        <w:t>&lt;/Frequency&gt;</w:t>
+      </w:r>
+    </w:p>
+    <w:p>
+      <w:r>
+        <w:rPr>
+          <w:lang w:val="en-US"/>
+        </w:rPr>
+        <w:t xml:space="preserve">    </w:t>
+      </w:r>
+      <w:r>
+        <w:t>&lt;Capacity&gt;</w:t>
+      </w:r>
+      <w:r>
+        <w:rPr>
+          <w:lang w:val="en-US"/>
+        </w:rPr>
+        <w:t xml:space="preserve"> </w:t>
+      </w:r>
+      <w:r>
+        <w:rPr>
+          <w:lang w:val="en-US"/>
+        </w:rPr>
+        <w:t>double</w:t>
+      </w:r>
+      <w:r>
+        <w:t xml:space="preserve"> </w:t>
+      </w:r>
+      <w:r>
+        <w:t>&lt;/Capacity&gt;</w:t>
+      </w:r>
+    </w:p>
+    <w:p>
+      <w:pPr>
+        <w:rPr>
+          <w:lang w:val="en-US"/>
+        </w:rPr>
+      </w:pPr>
+      <w:r>
+        <w:rPr>
+          <w:lang w:val="en-US"/>
+        </w:rPr>
+        <w:t>&lt;CircuitElementBase xsi:type="Inductor"&gt;</w:t>
+      </w:r>
+    </w:p>
+    <w:p>
+      <w:pPr>
+        <w:rPr>
+          <w:lang w:val="en-US"/>
+        </w:rPr>
+      </w:pPr>
+      <w:r>
+        <w:rPr>
+          <w:lang w:val="en-US"/>
+        </w:rPr>
+        <w:t xml:space="preserve">    &lt;Frequency&gt;</w:t>
+      </w:r>
+      <w:r>
+        <w:rPr>
+          <w:lang w:val="en-US"/>
+        </w:rPr>
+        <w:t xml:space="preserve"> </w:t>
+      </w:r>
+      <w:r>
+        <w:rPr>
+          <w:lang w:val="en-US"/>
+        </w:rPr>
+        <w:t>double</w:t>
+      </w:r>
+      <w:r>
+        <w:rPr>
+          <w:lang w:val="en-US"/>
+        </w:rPr>
+        <w:t xml:space="preserve"> </w:t>
+      </w:r>
+      <w:r>
+        <w:rPr>
+          <w:lang w:val="en-US"/>
+        </w:rPr>
+        <w:t>&lt;/Frequency&gt;</w:t>
+      </w:r>
+    </w:p>
+    <w:p>
+      <w:r>
+        <w:rPr>
+          <w:lang w:val="en-US"/>
+        </w:rPr>
+        <w:t xml:space="preserve">    </w:t>
+      </w:r>
+      <w:r>
+        <w:t>&lt;Inductance&gt;</w:t>
+      </w:r>
+      <w:r>
+        <w:t xml:space="preserve"> </w:t>
+      </w:r>
+      <w:r>
+        <w:rPr>
+          <w:lang w:val="en-US"/>
+        </w:rPr>
+        <w:t>double</w:t>
+      </w:r>
+      <w:r>
+        <w:t>&lt;/Inductance&gt;</w:t>
       </w:r>
     </w:p>
     <w:p>
@@ -9463,6 +9717,7 @@
         </w:numPr>
       </w:pPr>
       <w:r>
+        <w:lastRenderedPageBreak/>
         <w:t>резистивный элемент</w:t>
       </w:r>
       <w:r>
@@ -9560,7 +9815,7 @@
           <v:shape id="_x0000_i1025" type="#_x0000_t75" style="width:66.75pt;height:20.25pt" o:ole="">
             <v:imagedata r:id="rId32" o:title=""/>
           </v:shape>
-          <o:OLEObject Type="Embed" ProgID="Equation.DSMT4" ShapeID="_x0000_i1025" DrawAspect="Content" ObjectID="_1794919252" r:id="rId33"/>
+          <o:OLEObject Type="Embed" ProgID="Equation.DSMT4" ShapeID="_x0000_i1025" DrawAspect="Content" ObjectID="_1794919802" r:id="rId33"/>
         </w:object>
       </w:r>
     </w:p>
@@ -9637,7 +9892,7 @@
           <v:shape id="_x0000_i1026" type="#_x0000_t75" style="width:74.25pt;height:20.25pt" o:ole="">
             <v:imagedata r:id="rId34" o:title=""/>
           </v:shape>
-          <o:OLEObject Type="Embed" ProgID="Equation.DSMT4" ShapeID="_x0000_i1026" DrawAspect="Content" ObjectID="_1794919253" r:id="rId35"/>
+          <o:OLEObject Type="Embed" ProgID="Equation.DSMT4" ShapeID="_x0000_i1026" DrawAspect="Content" ObjectID="_1794919803" r:id="rId35"/>
         </w:object>
       </w:r>
     </w:p>
@@ -9646,7 +9901,6 @@
         <w:ind w:left="567" w:firstLine="709"/>
       </w:pPr>
       <w:r>
-        <w:lastRenderedPageBreak/>
         <w:t xml:space="preserve">где </w:t>
       </w:r>
       <w:r>
@@ -9657,7 +9911,7 @@
           <v:shape id="_x0000_i1027" type="#_x0000_t75" style="width:13.5pt;height:12.75pt" o:ole="">
             <v:imagedata r:id="rId36" o:title=""/>
           </v:shape>
-          <o:OLEObject Type="Embed" ProgID="Equation.DSMT4" ShapeID="_x0000_i1027" DrawAspect="Content" ObjectID="_1794919254" r:id="rId37"/>
+          <o:OLEObject Type="Embed" ProgID="Equation.DSMT4" ShapeID="_x0000_i1027" DrawAspect="Content" ObjectID="_1794919804" r:id="rId37"/>
         </w:object>
       </w:r>
       <w:r>
@@ -9735,7 +9989,7 @@
           <v:shape id="_x0000_i1028" type="#_x0000_t75" style="width:81pt;height:36pt" o:ole="">
             <v:imagedata r:id="rId38" o:title=""/>
           </v:shape>
-          <o:OLEObject Type="Embed" ProgID="Equation.DSMT4" ShapeID="_x0000_i1028" DrawAspect="Content" ObjectID="_1794919255" r:id="rId39"/>
+          <o:OLEObject Type="Embed" ProgID="Equation.DSMT4" ShapeID="_x0000_i1028" DrawAspect="Content" ObjectID="_1794919805" r:id="rId39"/>
         </w:object>
       </w:r>
     </w:p>
@@ -9754,7 +10008,7 @@
           <v:shape id="_x0000_i1029" type="#_x0000_t75" style="width:13.5pt;height:12.75pt" o:ole="">
             <v:imagedata r:id="rId36" o:title=""/>
           </v:shape>
-          <o:OLEObject Type="Embed" ProgID="Equation.DSMT4" ShapeID="_x0000_i1029" DrawAspect="Content" ObjectID="_1794919256" r:id="rId40"/>
+          <o:OLEObject Type="Embed" ProgID="Equation.DSMT4" ShapeID="_x0000_i1029" DrawAspect="Content" ObjectID="_1794919806" r:id="rId40"/>
         </w:object>
       </w:r>
       <w:r>
@@ -10160,6 +10414,7 @@
           <w:bCs/>
           <w:lang w:val="en-US"/>
         </w:rPr>
+        <w:lastRenderedPageBreak/>
         <w:t>F</w:t>
       </w:r>
       <w:r>
@@ -10367,7 +10622,6 @@
           <w:b/>
           <w:bCs/>
         </w:rPr>
-        <w:lastRenderedPageBreak/>
         <w:t>4.5 Требования к программному обеспечению</w:t>
       </w:r>
     </w:p>
